--- a/docs/workable-items/README.docx
+++ b/docs/workable-items/README.docx
@@ -621,7 +621,7 @@
         <w:rPr>
           <w:rStyle w:val="CommentTok"/>
         </w:rPr>
-        <w:t xml:space="preserve"># Sync Markdown → DB (re-parse Issues.md + Fixed.md, allocate ATM-NNNs)</w:t>
+        <w:t xml:space="preserve"># Sync Markdown → DB (re-parse Issues.md + Fixed.md, allocate TMX-NNNs)</w:t>
       </w:r>
       <w:r>
         <w:br/>
@@ -834,7 +834,7 @@
         <w:rPr>
           <w:rStyle w:val="NormalTok"/>
         </w:rPr>
-        <w:t xml:space="preserve"> close ATM-042 </w:t>
+        <w:t xml:space="preserve"> close TMX-042 </w:t>
       </w:r>
       <w:r>
         <w:rPr>
@@ -1361,7 +1361,7 @@
               <w:t xml:space="preserve">Fixed.md</w:t>
             </w:r>
             <w:r>
-              <w:t xml:space="preserve">, upsert rows in the DB, allocate ATM-NNN IDs for new items. Idempotent: a second invocation with no Markdown changes allocates 0 new IDs.</w:t>
+              <w:t xml:space="preserve">, upsert rows in the DB, allocate TMX-NNN IDs for new items. Idempotent: a second invocation with no Markdown changes allocates 0 new IDs.</w:t>
             </w:r>
           </w:p>
         </w:tc>
@@ -1523,7 +1523,7 @@
               <w:pStyle w:val="Compact"/>
             </w:pPr>
             <w:r>
-              <w:t xml:space="preserve">Append a new item. ATM-NNN allocated monotonically. Required:</w:t>
+              <w:t xml:space="preserve">Append a new item. TMX-NNN allocated monotonically. Required:</w:t>
             </w:r>
             <w:r>
               <w:t xml:space="preserve"> </w:t>
